--- a/results/supplement/Table_S10.docx
+++ b/results/supplement/Table_S10.docx
@@ -20,95 +20,51 @@
               <w:jc w:val="left"/>
             </w:pPr>
             <w:r>
-              <w:t>No.</w:t>
-            </w:r>
-          </w:p>
-        </w:tc>
-        <w:tc>
-          <w:p>
-            <w:pPr>
-              <w:pStyle w:val="Normal"/>
-              <w:jc w:val="center"/>
-            </w:pPr>
-            <w:r>
-              <w:t>Effect size</w:t>
-            </w:r>
-          </w:p>
-        </w:tc>
-        <w:tc>
-          <w:p>
-            <w:pPr>
-              <w:pStyle w:val="Normal"/>
-              <w:jc w:val="center"/>
-            </w:pPr>
-            <w:r>
-              <w:t>Ecology</w:t>
-            </w:r>
-          </w:p>
-        </w:tc>
-        <w:tc>
-          <w:p>
-            <w:pPr>
-              <w:pStyle w:val="Normal"/>
-              <w:jc w:val="center"/>
-            </w:pPr>
-            <w:r>
-              <w:t>Environmental Chemistry</w:t>
-            </w:r>
-          </w:p>
-        </w:tc>
-        <w:tc>
-          <w:p>
-            <w:pPr>
-              <w:pStyle w:val="Normal"/>
-              <w:jc w:val="center"/>
-            </w:pPr>
-            <w:r>
-              <w:t>Environmental Engineering</w:t>
-            </w:r>
-          </w:p>
-        </w:tc>
-        <w:tc>
-          <w:p>
-            <w:pPr>
-              <w:pStyle w:val="Normal"/>
-              <w:jc w:val="center"/>
-            </w:pPr>
-            <w:r>
-              <w:t>Health, Toxicology and Mutagenesis</w:t>
-            </w:r>
-          </w:p>
-        </w:tc>
-        <w:tc>
-          <w:p>
-            <w:pPr>
-              <w:pStyle w:val="Normal"/>
-              <w:jc w:val="center"/>
-            </w:pPr>
-            <w:r>
-              <w:t>Management, Monitoring, Policy and Law</w:t>
-            </w:r>
-          </w:p>
-        </w:tc>
-        <w:tc>
-          <w:p>
-            <w:pPr>
-              <w:pStyle w:val="Normal"/>
-              <w:jc w:val="center"/>
-            </w:pPr>
-            <w:r>
-              <w:t>Nature and Landscape Conservation</w:t>
-            </w:r>
-          </w:p>
-        </w:tc>
-        <w:tc>
-          <w:p>
-            <w:pPr>
-              <w:pStyle w:val="Normal"/>
-              <w:jc w:val="center"/>
-            </w:pPr>
-            <w:r>
-              <w:t>Water Science and Technology</w:t>
+              <w:t>Variable</w:t>
+            </w:r>
+          </w:p>
+        </w:tc>
+        <w:tc>
+          <w:p>
+            <w:pPr>
+              <w:pStyle w:val="Normal"/>
+              <w:jc w:val="center"/>
+            </w:pPr>
+            <w:r>
+              <w:t>0% heterogeneity: Model 1 Estimate (SE)</w:t>
+            </w:r>
+          </w:p>
+        </w:tc>
+        <w:tc>
+          <w:p>
+            <w:pPr>
+              <w:pStyle w:val="Normal"/>
+              <w:jc w:val="center"/>
+            </w:pPr>
+            <w:r>
+              <w:t>0% heterogeneity: Model 2 Estimate (SE)</w:t>
+            </w:r>
+          </w:p>
+        </w:tc>
+        <w:tc>
+          <w:p>
+            <w:pPr>
+              <w:pStyle w:val="Normal"/>
+              <w:jc w:val="center"/>
+            </w:pPr>
+            <w:r>
+              <w:t>50% heterogeneity: Model 1 Estimate (SE)</w:t>
+            </w:r>
+          </w:p>
+        </w:tc>
+        <w:tc>
+          <w:p>
+            <w:pPr>
+              <w:pStyle w:val="Normal"/>
+              <w:jc w:val="center"/>
+            </w:pPr>
+            <w:r>
+              <w:t>50% heterogeneity: Model 2 Estimate (SE)</w:t>
             </w:r>
           </w:p>
         </w:tc>
@@ -121,95 +77,51 @@
               <w:jc w:val="left"/>
             </w:pPr>
             <w:r>
-              <w:t>1</w:t>
-            </w:r>
-          </w:p>
-        </w:tc>
-        <w:tc>
-          <w:p>
-            <w:pPr>
-              <w:pStyle w:val="Normal"/>
-              <w:jc w:val="center"/>
-            </w:pPr>
-            <w:r>
-              <w:t>cohen's d</w:t>
-            </w:r>
-          </w:p>
-        </w:tc>
-        <w:tc>
-          <w:p>
-            <w:pPr>
-              <w:pStyle w:val="Normal"/>
-              <w:jc w:val="center"/>
-            </w:pPr>
-            <w:r>
-              <w:t>5</w:t>
-            </w:r>
-          </w:p>
-        </w:tc>
-        <w:tc>
-          <w:p>
-            <w:pPr>
-              <w:pStyle w:val="Normal"/>
-              <w:jc w:val="center"/>
-            </w:pPr>
-            <w:r>
-              <w:t>9</w:t>
-            </w:r>
-          </w:p>
-        </w:tc>
-        <w:tc>
-          <w:p>
-            <w:pPr>
-              <w:pStyle w:val="Normal"/>
-              <w:jc w:val="center"/>
-            </w:pPr>
-            <w:r>
-              <w:t>3</w:t>
-            </w:r>
-          </w:p>
-        </w:tc>
-        <w:tc>
-          <w:p>
-            <w:pPr>
-              <w:pStyle w:val="Normal"/>
-              <w:jc w:val="center"/>
-            </w:pPr>
-            <w:r>
-              <w:t> 2</w:t>
-            </w:r>
-          </w:p>
-        </w:tc>
-        <w:tc>
-          <w:p>
-            <w:pPr>
-              <w:pStyle w:val="Normal"/>
-              <w:jc w:val="center"/>
-            </w:pPr>
-            <w:r>
-              <w:t>0</w:t>
-            </w:r>
-          </w:p>
-        </w:tc>
-        <w:tc>
-          <w:p>
-            <w:pPr>
-              <w:pStyle w:val="Normal"/>
-              <w:jc w:val="center"/>
-            </w:pPr>
-            <w:r>
-              <w:t>2</w:t>
-            </w:r>
-          </w:p>
-        </w:tc>
-        <w:tc>
-          <w:p>
-            <w:pPr>
-              <w:pStyle w:val="Normal"/>
-              <w:jc w:val="center"/>
-            </w:pPr>
-            <w:r>
-              <w:t>2</w:t>
+              <w:t>Intercept</w:t>
+            </w:r>
+          </w:p>
+        </w:tc>
+        <w:tc>
+          <w:p>
+            <w:pPr>
+              <w:pStyle w:val="Normal"/>
+              <w:jc w:val="center"/>
+            </w:pPr>
+            <w:r>
+              <w:t>5.183 (12.367)</w:t>
+            </w:r>
+          </w:p>
+        </w:tc>
+        <w:tc>
+          <w:p>
+            <w:pPr>
+              <w:pStyle w:val="Normal"/>
+              <w:jc w:val="center"/>
+            </w:pPr>
+            <w:r>
+              <w:t>5.243 (13.013)</w:t>
+            </w:r>
+          </w:p>
+        </w:tc>
+        <w:tc>
+          <w:p>
+            <w:pPr>
+              <w:pStyle w:val="Normal"/>
+              <w:jc w:val="center"/>
+            </w:pPr>
+            <w:r>
+              <w:t>7.498 (13.123)</w:t>
+            </w:r>
+          </w:p>
+        </w:tc>
+        <w:tc>
+          <w:p>
+            <w:pPr>
+              <w:pStyle w:val="Normal"/>
+              <w:jc w:val="center"/>
+            </w:pPr>
+            <w:r>
+              <w:t>3.889 (13.656)</w:t>
             </w:r>
           </w:p>
         </w:tc>
@@ -222,95 +134,51 @@
               <w:jc w:val="left"/>
             </w:pPr>
             <w:r>
-              <w:t>2</w:t>
-            </w:r>
-          </w:p>
-        </w:tc>
-        <w:tc>
-          <w:p>
-            <w:pPr>
-              <w:pStyle w:val="Normal"/>
-              <w:jc w:val="center"/>
-            </w:pPr>
-            <w:r>
-              <w:t>correlation</w:t>
-            </w:r>
-          </w:p>
-        </w:tc>
-        <w:tc>
-          <w:p>
-            <w:pPr>
-              <w:pStyle w:val="Normal"/>
-              <w:jc w:val="center"/>
-            </w:pPr>
-            <w:r>
-              <w:t>5</w:t>
-            </w:r>
-          </w:p>
-        </w:tc>
-        <w:tc>
-          <w:p>
-            <w:pPr>
-              <w:pStyle w:val="Normal"/>
-              <w:jc w:val="center"/>
-            </w:pPr>
-            <w:r>
-              <w:t>0</w:t>
-            </w:r>
-          </w:p>
-        </w:tc>
-        <w:tc>
-          <w:p>
-            <w:pPr>
-              <w:pStyle w:val="Normal"/>
-              <w:jc w:val="center"/>
-            </w:pPr>
-            <w:r>
-              <w:t>0</w:t>
-            </w:r>
-          </w:p>
-        </w:tc>
-        <w:tc>
-          <w:p>
-            <w:pPr>
-              <w:pStyle w:val="Normal"/>
-              <w:jc w:val="center"/>
-            </w:pPr>
-            <w:r>
-              <w:t> 1</w:t>
-            </w:r>
-          </w:p>
-        </w:tc>
-        <w:tc>
-          <w:p>
-            <w:pPr>
-              <w:pStyle w:val="Normal"/>
-              <w:jc w:val="center"/>
-            </w:pPr>
-            <w:r>
-              <w:t>0</w:t>
-            </w:r>
-          </w:p>
-        </w:tc>
-        <w:tc>
-          <w:p>
-            <w:pPr>
-              <w:pStyle w:val="Normal"/>
-              <w:jc w:val="center"/>
-            </w:pPr>
-            <w:r>
-              <w:t>0</w:t>
-            </w:r>
-          </w:p>
-        </w:tc>
-        <w:tc>
-          <w:p>
-            <w:pPr>
-              <w:pStyle w:val="Normal"/>
-              <w:jc w:val="center"/>
-            </w:pPr>
-            <w:r>
-              <w:t>15</w:t>
+              <w:t>Median power</w:t>
+            </w:r>
+          </w:p>
+        </w:tc>
+        <w:tc>
+          <w:p>
+            <w:pPr>
+              <w:pStyle w:val="Normal"/>
+              <w:jc w:val="center"/>
+            </w:pPr>
+            <w:r>
+              <w:t>-0.006*** (0.000)</w:t>
+            </w:r>
+          </w:p>
+        </w:tc>
+        <w:tc>
+          <w:p>
+            <w:pPr>
+              <w:pStyle w:val="Normal"/>
+              <w:jc w:val="center"/>
+            </w:pPr>
+            <w:r>
+              <w:t>-0.006*** (0.000)</w:t>
+            </w:r>
+          </w:p>
+        </w:tc>
+        <w:tc>
+          <w:p>
+            <w:pPr>
+              <w:pStyle w:val="Normal"/>
+              <w:jc w:val="center"/>
+            </w:pPr>
+            <w:r>
+              <w:t>-0.003*** (0.000)</w:t>
+            </w:r>
+          </w:p>
+        </w:tc>
+        <w:tc>
+          <w:p>
+            <w:pPr>
+              <w:pStyle w:val="Normal"/>
+              <w:jc w:val="center"/>
+            </w:pPr>
+            <w:r>
+              <w:t>-0.003*** (0.000)</w:t>
             </w:r>
           </w:p>
         </w:tc>
@@ -323,95 +191,51 @@
               <w:jc w:val="left"/>
             </w:pPr>
             <w:r>
-              <w:t>3</w:t>
-            </w:r>
-          </w:p>
-        </w:tc>
-        <w:tc>
-          <w:p>
-            <w:pPr>
-              <w:pStyle w:val="Normal"/>
-              <w:jc w:val="center"/>
-            </w:pPr>
-            <w:r>
-              <w:t>excess risk</w:t>
-            </w:r>
-          </w:p>
-        </w:tc>
-        <w:tc>
-          <w:p>
-            <w:pPr>
-              <w:pStyle w:val="Normal"/>
-              <w:jc w:val="center"/>
-            </w:pPr>
-            <w:r>
-              <w:t>0</w:t>
-            </w:r>
-          </w:p>
-        </w:tc>
-        <w:tc>
-          <w:p>
-            <w:pPr>
-              <w:pStyle w:val="Normal"/>
-              <w:jc w:val="center"/>
-            </w:pPr>
-            <w:r>
-              <w:t>0</w:t>
-            </w:r>
-          </w:p>
-        </w:tc>
-        <w:tc>
-          <w:p>
-            <w:pPr>
-              <w:pStyle w:val="Normal"/>
-              <w:jc w:val="center"/>
-            </w:pPr>
-            <w:r>
-              <w:t>0</w:t>
-            </w:r>
-          </w:p>
-        </w:tc>
-        <w:tc>
-          <w:p>
-            <w:pPr>
-              <w:pStyle w:val="Normal"/>
-              <w:jc w:val="center"/>
-            </w:pPr>
-            <w:r>
-              <w:t>14</w:t>
-            </w:r>
-          </w:p>
-        </w:tc>
-        <w:tc>
-          <w:p>
-            <w:pPr>
-              <w:pStyle w:val="Normal"/>
-              <w:jc w:val="center"/>
-            </w:pPr>
-            <w:r>
-              <w:t>0</w:t>
-            </w:r>
-          </w:p>
-        </w:tc>
-        <w:tc>
-          <w:p>
-            <w:pPr>
-              <w:pStyle w:val="Normal"/>
-              <w:jc w:val="center"/>
-            </w:pPr>
-            <w:r>
-              <w:t>0</w:t>
-            </w:r>
-          </w:p>
-        </w:tc>
-        <w:tc>
-          <w:p>
-            <w:pPr>
-              <w:pStyle w:val="Normal"/>
-              <w:jc w:val="center"/>
-            </w:pPr>
-            <w:r>
-              <w:t>0</w:t>
+              <w:t>Experimental research design? (yes)</w:t>
+            </w:r>
+          </w:p>
+        </w:tc>
+        <w:tc>
+          <w:p>
+            <w:pPr>
+              <w:pStyle w:val="Normal"/>
+              <w:jc w:val="center"/>
+            </w:pPr>
+            <w:r>
+              <w:t>0.061* (0.031)</w:t>
+            </w:r>
+          </w:p>
+        </w:tc>
+        <w:tc>
+          <w:p>
+            <w:pPr>
+              <w:pStyle w:val="Normal"/>
+              <w:jc w:val="center"/>
+            </w:pPr>
+            <w:r>
+              <w:t>0.057* (0.031)</w:t>
+            </w:r>
+          </w:p>
+        </w:tc>
+        <w:tc>
+          <w:p>
+            <w:pPr>
+              <w:pStyle w:val="Normal"/>
+              <w:jc w:val="center"/>
+            </w:pPr>
+            <w:r>
+              <w:t>0.041 (0.032)</w:t>
+            </w:r>
+          </w:p>
+        </w:tc>
+        <w:tc>
+          <w:p>
+            <w:pPr>
+              <w:pStyle w:val="Normal"/>
+              <w:jc w:val="center"/>
+            </w:pPr>
+            <w:r>
+              <w:t>0.035 (0.030)</w:t>
             </w:r>
           </w:p>
         </w:tc>
@@ -424,95 +248,51 @@
               <w:jc w:val="left"/>
             </w:pPr>
             <w:r>
-              <w:t>4</w:t>
-            </w:r>
-          </w:p>
-        </w:tc>
-        <w:tc>
-          <w:p>
-            <w:pPr>
-              <w:pStyle w:val="Normal"/>
-              <w:jc w:val="center"/>
-            </w:pPr>
-            <w:r>
-              <w:t>fisher's z</w:t>
-            </w:r>
-          </w:p>
-        </w:tc>
-        <w:tc>
-          <w:p>
-            <w:pPr>
-              <w:pStyle w:val="Normal"/>
-              <w:jc w:val="center"/>
-            </w:pPr>
-            <w:r>
-              <w:t>4</w:t>
-            </w:r>
-          </w:p>
-        </w:tc>
-        <w:tc>
-          <w:p>
-            <w:pPr>
-              <w:pStyle w:val="Normal"/>
-              <w:jc w:val="center"/>
-            </w:pPr>
-            <w:r>
-              <w:t>2</w:t>
-            </w:r>
-          </w:p>
-        </w:tc>
-        <w:tc>
-          <w:p>
-            <w:pPr>
-              <w:pStyle w:val="Normal"/>
-              <w:jc w:val="center"/>
-            </w:pPr>
-            <w:r>
-              <w:t>0</w:t>
-            </w:r>
-          </w:p>
-        </w:tc>
-        <w:tc>
-          <w:p>
-            <w:pPr>
-              <w:pStyle w:val="Normal"/>
-              <w:jc w:val="center"/>
-            </w:pPr>
-            <w:r>
-              <w:t> 0</w:t>
-            </w:r>
-          </w:p>
-        </w:tc>
-        <w:tc>
-          <w:p>
-            <w:pPr>
-              <w:pStyle w:val="Normal"/>
-              <w:jc w:val="center"/>
-            </w:pPr>
-            <w:r>
-              <w:t>0</w:t>
-            </w:r>
-          </w:p>
-        </w:tc>
-        <w:tc>
-          <w:p>
-            <w:pPr>
-              <w:pStyle w:val="Normal"/>
-              <w:jc w:val="center"/>
-            </w:pPr>
-            <w:r>
-              <w:t>8</w:t>
-            </w:r>
-          </w:p>
-        </w:tc>
-        <w:tc>
-          <w:p>
-            <w:pPr>
-              <w:pStyle w:val="Normal"/>
-              <w:jc w:val="center"/>
-            </w:pPr>
-            <w:r>
-              <w:t>1</w:t>
+              <w:t>Followed reporting guidelines? (yes)</w:t>
+            </w:r>
+          </w:p>
+        </w:tc>
+        <w:tc>
+          <w:p>
+            <w:pPr>
+              <w:pStyle w:val="Normal"/>
+              <w:jc w:val="center"/>
+            </w:pPr>
+            <w:r>
+              <w:t>-0.002 (0.041)</w:t>
+            </w:r>
+          </w:p>
+        </w:tc>
+        <w:tc>
+          <w:p>
+            <w:pPr>
+              <w:pStyle w:val="Normal"/>
+              <w:jc w:val="center"/>
+            </w:pPr>
+            <w:r>
+              <w:t>0.010 (0.050)</w:t>
+            </w:r>
+          </w:p>
+        </w:tc>
+        <w:tc>
+          <w:p>
+            <w:pPr>
+              <w:pStyle w:val="Normal"/>
+              <w:jc w:val="center"/>
+            </w:pPr>
+            <w:r>
+              <w:t>0.011 (0.043)</w:t>
+            </w:r>
+          </w:p>
+        </w:tc>
+        <w:tc>
+          <w:p>
+            <w:pPr>
+              <w:pStyle w:val="Normal"/>
+              <w:jc w:val="center"/>
+            </w:pPr>
+            <w:r>
+              <w:t>0.014 (0.046)</w:t>
             </w:r>
           </w:p>
         </w:tc>
@@ -525,95 +305,51 @@
               <w:jc w:val="left"/>
             </w:pPr>
             <w:r>
-              <w:t>5</w:t>
-            </w:r>
-          </w:p>
-        </w:tc>
-        <w:tc>
-          <w:p>
-            <w:pPr>
-              <w:pStyle w:val="Normal"/>
-              <w:jc w:val="center"/>
-            </w:pPr>
-            <w:r>
-              <w:t>hedge's g</w:t>
-            </w:r>
-          </w:p>
-        </w:tc>
-        <w:tc>
-          <w:p>
-            <w:pPr>
-              <w:pStyle w:val="Normal"/>
-              <w:jc w:val="center"/>
-            </w:pPr>
-            <w:r>
-              <w:t>55</w:t>
-            </w:r>
-          </w:p>
-        </w:tc>
-        <w:tc>
-          <w:p>
-            <w:pPr>
-              <w:pStyle w:val="Normal"/>
-              <w:jc w:val="center"/>
-            </w:pPr>
-            <w:r>
-              <w:t>13</w:t>
-            </w:r>
-          </w:p>
-        </w:tc>
-        <w:tc>
-          <w:p>
-            <w:pPr>
-              <w:pStyle w:val="Normal"/>
-              <w:jc w:val="center"/>
-            </w:pPr>
-            <w:r>
-              <w:t>1</w:t>
-            </w:r>
-          </w:p>
-        </w:tc>
-        <w:tc>
-          <w:p>
-            <w:pPr>
-              <w:pStyle w:val="Normal"/>
-              <w:jc w:val="center"/>
-            </w:pPr>
-            <w:r>
-              <w:t>22</w:t>
-            </w:r>
-          </w:p>
-        </w:tc>
-        <w:tc>
-          <w:p>
-            <w:pPr>
-              <w:pStyle w:val="Normal"/>
-              <w:jc w:val="center"/>
-            </w:pPr>
-            <w:r>
-              <w:t>0</w:t>
-            </w:r>
-          </w:p>
-        </w:tc>
-        <w:tc>
-          <w:p>
-            <w:pPr>
-              <w:pStyle w:val="Normal"/>
-              <w:jc w:val="center"/>
-            </w:pPr>
-            <w:r>
-              <w:t>51</w:t>
-            </w:r>
-          </w:p>
-        </w:tc>
-        <w:tc>
-          <w:p>
-            <w:pPr>
-              <w:pStyle w:val="Normal"/>
-              <w:jc w:val="center"/>
-            </w:pPr>
-            <w:r>
-              <w:t>1</w:t>
+              <w:t>Protocol registered? (yes)</w:t>
+            </w:r>
+          </w:p>
+        </w:tc>
+        <w:tc>
+          <w:p>
+            <w:pPr>
+              <w:pStyle w:val="Normal"/>
+              <w:jc w:val="center"/>
+            </w:pPr>
+            <w:r>
+              <w:t>-0.022 (0.036)</w:t>
+            </w:r>
+          </w:p>
+        </w:tc>
+        <w:tc>
+          <w:p>
+            <w:pPr>
+              <w:pStyle w:val="Normal"/>
+              <w:jc w:val="center"/>
+            </w:pPr>
+            <w:r>
+              <w:t>-0.034 (0.040)</w:t>
+            </w:r>
+          </w:p>
+        </w:tc>
+        <w:tc>
+          <w:p>
+            <w:pPr>
+              <w:pStyle w:val="Normal"/>
+              <w:jc w:val="center"/>
+            </w:pPr>
+            <w:r>
+              <w:t>0.023 (0.038)</w:t>
+            </w:r>
+          </w:p>
+        </w:tc>
+        <w:tc>
+          <w:p>
+            <w:pPr>
+              <w:pStyle w:val="Normal"/>
+              <w:jc w:val="center"/>
+            </w:pPr>
+            <w:r>
+              <w:t>0.008 (0.041)</w:t>
             </w:r>
           </w:p>
         </w:tc>
@@ -626,95 +362,51 @@
               <w:jc w:val="left"/>
             </w:pPr>
             <w:r>
-              <w:t>6</w:t>
-            </w:r>
-          </w:p>
-        </w:tc>
-        <w:tc>
-          <w:p>
-            <w:pPr>
-              <w:pStyle w:val="Normal"/>
-              <w:jc w:val="center"/>
-            </w:pPr>
-            <w:r>
-              <w:t>lnRR</w:t>
-            </w:r>
-          </w:p>
-        </w:tc>
-        <w:tc>
-          <w:p>
-            <w:pPr>
-              <w:pStyle w:val="Normal"/>
-              <w:jc w:val="center"/>
-            </w:pPr>
-            <w:r>
-              <w:t>90</w:t>
-            </w:r>
-          </w:p>
-        </w:tc>
-        <w:tc>
-          <w:p>
-            <w:pPr>
-              <w:pStyle w:val="Normal"/>
-              <w:jc w:val="center"/>
-            </w:pPr>
-            <w:r>
-              <w:t>32</w:t>
-            </w:r>
-          </w:p>
-        </w:tc>
-        <w:tc>
-          <w:p>
-            <w:pPr>
-              <w:pStyle w:val="Normal"/>
-              <w:jc w:val="center"/>
-            </w:pPr>
-            <w:r>
-              <w:t>36</w:t>
-            </w:r>
-          </w:p>
-        </w:tc>
-        <w:tc>
-          <w:p>
-            <w:pPr>
-              <w:pStyle w:val="Normal"/>
-              <w:jc w:val="center"/>
-            </w:pPr>
-            <w:r>
-              <w:t>22</w:t>
-            </w:r>
-          </w:p>
-        </w:tc>
-        <w:tc>
-          <w:p>
-            <w:pPr>
-              <w:pStyle w:val="Normal"/>
-              <w:jc w:val="center"/>
-            </w:pPr>
-            <w:r>
-              <w:t>19</w:t>
-            </w:r>
-          </w:p>
-        </w:tc>
-        <w:tc>
-          <w:p>
-            <w:pPr>
-              <w:pStyle w:val="Normal"/>
-              <w:jc w:val="center"/>
-            </w:pPr>
-            <w:r>
-              <w:t>31</w:t>
-            </w:r>
-          </w:p>
-        </w:tc>
-        <w:tc>
-          <w:p>
-            <w:pPr>
-              <w:pStyle w:val="Normal"/>
-              <w:jc w:val="center"/>
-            </w:pPr>
-            <w:r>
-              <w:t>2</w:t>
+              <w:t>Log number of independent studies</w:t>
+            </w:r>
+          </w:p>
+        </w:tc>
+        <w:tc>
+          <w:p>
+            <w:pPr>
+              <w:pStyle w:val="Normal"/>
+              <w:jc w:val="center"/>
+            </w:pPr>
+            <w:r>
+              <w:t>0.027* (0.014)</w:t>
+            </w:r>
+          </w:p>
+        </w:tc>
+        <w:tc>
+          <w:p>
+            <w:pPr>
+              <w:pStyle w:val="Normal"/>
+              <w:jc w:val="center"/>
+            </w:pPr>
+            <w:r>
+              <w:t>0.028** (0.013)</w:t>
+            </w:r>
+          </w:p>
+        </w:tc>
+        <w:tc>
+          <w:p>
+            <w:pPr>
+              <w:pStyle w:val="Normal"/>
+              <w:jc w:val="center"/>
+            </w:pPr>
+            <w:r>
+              <w:t>-0.004 (0.015)</w:t>
+            </w:r>
+          </w:p>
+        </w:tc>
+        <w:tc>
+          <w:p>
+            <w:pPr>
+              <w:pStyle w:val="Normal"/>
+              <w:jc w:val="center"/>
+            </w:pPr>
+            <w:r>
+              <w:t>0.003 (0.013)</w:t>
             </w:r>
           </w:p>
         </w:tc>
@@ -727,95 +419,51 @@
               <w:jc w:val="left"/>
             </w:pPr>
             <w:r>
-              <w:t>7</w:t>
-            </w:r>
-          </w:p>
-        </w:tc>
-        <w:tc>
-          <w:p>
-            <w:pPr>
-              <w:pStyle w:val="Normal"/>
-              <w:jc w:val="center"/>
-            </w:pPr>
-            <w:r>
-              <w:t>log-mean ratio</w:t>
-            </w:r>
-          </w:p>
-        </w:tc>
-        <w:tc>
-          <w:p>
-            <w:pPr>
-              <w:pStyle w:val="Normal"/>
-              <w:jc w:val="center"/>
-            </w:pPr>
-            <w:r>
-              <w:t>0</w:t>
-            </w:r>
-          </w:p>
-        </w:tc>
-        <w:tc>
-          <w:p>
-            <w:pPr>
-              <w:pStyle w:val="Normal"/>
-              <w:jc w:val="center"/>
-            </w:pPr>
-            <w:r>
-              <w:t>0</w:t>
-            </w:r>
-          </w:p>
-        </w:tc>
-        <w:tc>
-          <w:p>
-            <w:pPr>
-              <w:pStyle w:val="Normal"/>
-              <w:jc w:val="center"/>
-            </w:pPr>
-            <w:r>
-              <w:t>0</w:t>
-            </w:r>
-          </w:p>
-        </w:tc>
-        <w:tc>
-          <w:p>
-            <w:pPr>
-              <w:pStyle w:val="Normal"/>
-              <w:jc w:val="center"/>
-            </w:pPr>
-            <w:r>
-              <w:t> 1</w:t>
-            </w:r>
-          </w:p>
-        </w:tc>
-        <w:tc>
-          <w:p>
-            <w:pPr>
-              <w:pStyle w:val="Normal"/>
-              <w:jc w:val="center"/>
-            </w:pPr>
-            <w:r>
-              <w:t>0</w:t>
-            </w:r>
-          </w:p>
-        </w:tc>
-        <w:tc>
-          <w:p>
-            <w:pPr>
-              <w:pStyle w:val="Normal"/>
-              <w:jc w:val="center"/>
-            </w:pPr>
-            <w:r>
-              <w:t>0</w:t>
-            </w:r>
-          </w:p>
-        </w:tc>
-        <w:tc>
-          <w:p>
-            <w:pPr>
-              <w:pStyle w:val="Normal"/>
-              <w:jc w:val="center"/>
-            </w:pPr>
-            <w:r>
-              <w:t>0</w:t>
+              <w:t>Log journal impact factor</w:t>
+            </w:r>
+          </w:p>
+        </w:tc>
+        <w:tc>
+          <w:p>
+            <w:pPr>
+              <w:pStyle w:val="Normal"/>
+              <w:jc w:val="center"/>
+            </w:pPr>
+            <w:r>
+              <w:t>-0.037 (0.024)</w:t>
+            </w:r>
+          </w:p>
+        </w:tc>
+        <w:tc>
+          <w:p>
+            <w:pPr>
+              <w:pStyle w:val="Normal"/>
+              <w:jc w:val="center"/>
+            </w:pPr>
+            <w:r>
+              <w:t>-0.033 (0.026)</w:t>
+            </w:r>
+          </w:p>
+        </w:tc>
+        <w:tc>
+          <w:p>
+            <w:pPr>
+              <w:pStyle w:val="Normal"/>
+              <w:jc w:val="center"/>
+            </w:pPr>
+            <w:r>
+              <w:t>-0.012 (0.026)</w:t>
+            </w:r>
+          </w:p>
+        </w:tc>
+        <w:tc>
+          <w:p>
+            <w:pPr>
+              <w:pStyle w:val="Normal"/>
+              <w:jc w:val="center"/>
+            </w:pPr>
+            <w:r>
+              <w:t>-0.007 (0.029)</w:t>
             </w:r>
           </w:p>
         </w:tc>
@@ -828,95 +476,51 @@
               <w:jc w:val="left"/>
             </w:pPr>
             <w:r>
-              <w:t>8</w:t>
-            </w:r>
-          </w:p>
-        </w:tc>
-        <w:tc>
-          <w:p>
-            <w:pPr>
-              <w:pStyle w:val="Normal"/>
-              <w:jc w:val="center"/>
-            </w:pPr>
-            <w:r>
-              <w:t>logHR</w:t>
-            </w:r>
-          </w:p>
-        </w:tc>
-        <w:tc>
-          <w:p>
-            <w:pPr>
-              <w:pStyle w:val="Normal"/>
-              <w:jc w:val="center"/>
-            </w:pPr>
-            <w:r>
-              <w:t>0</w:t>
-            </w:r>
-          </w:p>
-        </w:tc>
-        <w:tc>
-          <w:p>
-            <w:pPr>
-              <w:pStyle w:val="Normal"/>
-              <w:jc w:val="center"/>
-            </w:pPr>
-            <w:r>
-              <w:t>0</w:t>
-            </w:r>
-          </w:p>
-        </w:tc>
-        <w:tc>
-          <w:p>
-            <w:pPr>
-              <w:pStyle w:val="Normal"/>
-              <w:jc w:val="center"/>
-            </w:pPr>
-            <w:r>
-              <w:t>0</w:t>
-            </w:r>
-          </w:p>
-        </w:tc>
-        <w:tc>
-          <w:p>
-            <w:pPr>
-              <w:pStyle w:val="Normal"/>
-              <w:jc w:val="center"/>
-            </w:pPr>
-            <w:r>
-              <w:t> 7</w:t>
-            </w:r>
-          </w:p>
-        </w:tc>
-        <w:tc>
-          <w:p>
-            <w:pPr>
-              <w:pStyle w:val="Normal"/>
-              <w:jc w:val="center"/>
-            </w:pPr>
-            <w:r>
-              <w:t>0</w:t>
-            </w:r>
-          </w:p>
-        </w:tc>
-        <w:tc>
-          <w:p>
-            <w:pPr>
-              <w:pStyle w:val="Normal"/>
-              <w:jc w:val="center"/>
-            </w:pPr>
-            <w:r>
-              <w:t>0</w:t>
-            </w:r>
-          </w:p>
-        </w:tc>
-        <w:tc>
-          <w:p>
-            <w:pPr>
-              <w:pStyle w:val="Normal"/>
-              <w:jc w:val="center"/>
-            </w:pPr>
-            <w:r>
-              <w:t>0</w:t>
+              <w:t>Publication year</w:t>
+            </w:r>
+          </w:p>
+        </w:tc>
+        <w:tc>
+          <w:p>
+            <w:pPr>
+              <w:pStyle w:val="Normal"/>
+              <w:jc w:val="center"/>
+            </w:pPr>
+            <w:r>
+              <w:t>-0.002 (0.006)</w:t>
+            </w:r>
+          </w:p>
+        </w:tc>
+        <w:tc>
+          <w:p>
+            <w:pPr>
+              <w:pStyle w:val="Normal"/>
+              <w:jc w:val="center"/>
+            </w:pPr>
+            <w:r>
+              <w:t>-0.002 (0.006)</w:t>
+            </w:r>
+          </w:p>
+        </w:tc>
+        <w:tc>
+          <w:p>
+            <w:pPr>
+              <w:pStyle w:val="Normal"/>
+              <w:jc w:val="center"/>
+            </w:pPr>
+            <w:r>
+              <w:t>-0.004 (0.007)</w:t>
+            </w:r>
+          </w:p>
+        </w:tc>
+        <w:tc>
+          <w:p>
+            <w:pPr>
+              <w:pStyle w:val="Normal"/>
+              <w:jc w:val="center"/>
+            </w:pPr>
+            <w:r>
+              <w:t>-0.002 (0.007)</w:t>
             </w:r>
           </w:p>
         </w:tc>
@@ -929,95 +533,51 @@
               <w:jc w:val="left"/>
             </w:pPr>
             <w:r>
-              <w:t>9</w:t>
-            </w:r>
-          </w:p>
-        </w:tc>
-        <w:tc>
-          <w:p>
-            <w:pPr>
-              <w:pStyle w:val="Normal"/>
-              <w:jc w:val="center"/>
-            </w:pPr>
-            <w:r>
-              <w:t>logOR</w:t>
-            </w:r>
-          </w:p>
-        </w:tc>
-        <w:tc>
-          <w:p>
-            <w:pPr>
-              <w:pStyle w:val="Normal"/>
-              <w:jc w:val="center"/>
-            </w:pPr>
-            <w:r>
-              <w:t>0</w:t>
-            </w:r>
-          </w:p>
-        </w:tc>
-        <w:tc>
-          <w:p>
-            <w:pPr>
-              <w:pStyle w:val="Normal"/>
-              <w:jc w:val="center"/>
-            </w:pPr>
-            <w:r>
-              <w:t>2</w:t>
-            </w:r>
-          </w:p>
-        </w:tc>
-        <w:tc>
-          <w:p>
-            <w:pPr>
-              <w:pStyle w:val="Normal"/>
-              <w:jc w:val="center"/>
-            </w:pPr>
-            <w:r>
-              <w:t>0</w:t>
-            </w:r>
-          </w:p>
-        </w:tc>
-        <w:tc>
-          <w:p>
-            <w:pPr>
-              <w:pStyle w:val="Normal"/>
-              <w:jc w:val="center"/>
-            </w:pPr>
-            <w:r>
-              <w:t>112</w:t>
-            </w:r>
-          </w:p>
-        </w:tc>
-        <w:tc>
-          <w:p>
-            <w:pPr>
-              <w:pStyle w:val="Normal"/>
-              <w:jc w:val="center"/>
-            </w:pPr>
-            <w:r>
-              <w:t>0</w:t>
-            </w:r>
-          </w:p>
-        </w:tc>
-        <w:tc>
-          <w:p>
-            <w:pPr>
-              <w:pStyle w:val="Normal"/>
-              <w:jc w:val="center"/>
-            </w:pPr>
-            <w:r>
-              <w:t>4</w:t>
-            </w:r>
-          </w:p>
-        </w:tc>
-        <w:tc>
-          <w:p>
-            <w:pPr>
-              <w:pStyle w:val="Normal"/>
-              <w:jc w:val="center"/>
-            </w:pPr>
-            <w:r>
-              <w:t>17</w:t>
+              <w:t>Environmental Chemistry</w:t>
+            </w:r>
+          </w:p>
+        </w:tc>
+        <w:tc>
+          <w:p>
+            <w:pPr>
+              <w:pStyle w:val="Normal"/>
+              <w:jc w:val="center"/>
+            </w:pPr>
+            <w:r>
+              <w:t/>
+            </w:r>
+          </w:p>
+        </w:tc>
+        <w:tc>
+          <w:p>
+            <w:pPr>
+              <w:pStyle w:val="Normal"/>
+              <w:jc w:val="center"/>
+            </w:pPr>
+            <w:r>
+              <w:t>-0.033 (0.032)</w:t>
+            </w:r>
+          </w:p>
+        </w:tc>
+        <w:tc>
+          <w:p>
+            <w:pPr>
+              <w:pStyle w:val="Normal"/>
+              <w:jc w:val="center"/>
+            </w:pPr>
+            <w:r>
+              <w:t/>
+            </w:r>
+          </w:p>
+        </w:tc>
+        <w:tc>
+          <w:p>
+            <w:pPr>
+              <w:pStyle w:val="Normal"/>
+              <w:jc w:val="center"/>
+            </w:pPr>
+            <w:r>
+              <w:t>-0.084** (0.033)</w:t>
             </w:r>
           </w:p>
         </w:tc>
@@ -1030,95 +590,51 @@
               <w:jc w:val="left"/>
             </w:pPr>
             <w:r>
-              <w:t>10</w:t>
-            </w:r>
-          </w:p>
-        </w:tc>
-        <w:tc>
-          <w:p>
-            <w:pPr>
-              <w:pStyle w:val="Normal"/>
-              <w:jc w:val="center"/>
-            </w:pPr>
-            <w:r>
-              <w:t>logRR</w:t>
-            </w:r>
-          </w:p>
-        </w:tc>
-        <w:tc>
-          <w:p>
-            <w:pPr>
-              <w:pStyle w:val="Normal"/>
-              <w:jc w:val="center"/>
-            </w:pPr>
-            <w:r>
-              <w:t>0</w:t>
-            </w:r>
-          </w:p>
-        </w:tc>
-        <w:tc>
-          <w:p>
-            <w:pPr>
-              <w:pStyle w:val="Normal"/>
-              <w:jc w:val="center"/>
-            </w:pPr>
-            <w:r>
-              <w:t>3</w:t>
-            </w:r>
-          </w:p>
-        </w:tc>
-        <w:tc>
-          <w:p>
-            <w:pPr>
-              <w:pStyle w:val="Normal"/>
-              <w:jc w:val="center"/>
-            </w:pPr>
-            <w:r>
-              <w:t>0</w:t>
-            </w:r>
-          </w:p>
-        </w:tc>
-        <w:tc>
-          <w:p>
-            <w:pPr>
-              <w:pStyle w:val="Normal"/>
-              <w:jc w:val="center"/>
-            </w:pPr>
-            <w:r>
-              <w:t>36</w:t>
-            </w:r>
-          </w:p>
-        </w:tc>
-        <w:tc>
-          <w:p>
-            <w:pPr>
-              <w:pStyle w:val="Normal"/>
-              <w:jc w:val="center"/>
-            </w:pPr>
-            <w:r>
-              <w:t>0</w:t>
-            </w:r>
-          </w:p>
-        </w:tc>
-        <w:tc>
-          <w:p>
-            <w:pPr>
-              <w:pStyle w:val="Normal"/>
-              <w:jc w:val="center"/>
-            </w:pPr>
-            <w:r>
-              <w:t>2</w:t>
-            </w:r>
-          </w:p>
-        </w:tc>
-        <w:tc>
-          <w:p>
-            <w:pPr>
-              <w:pStyle w:val="Normal"/>
-              <w:jc w:val="center"/>
-            </w:pPr>
-            <w:r>
-              <w:t>0</w:t>
+              <w:t>Environmental Engineering</w:t>
+            </w:r>
+          </w:p>
+        </w:tc>
+        <w:tc>
+          <w:p>
+            <w:pPr>
+              <w:pStyle w:val="Normal"/>
+              <w:jc w:val="center"/>
+            </w:pPr>
+            <w:r>
+              <w:t/>
+            </w:r>
+          </w:p>
+        </w:tc>
+        <w:tc>
+          <w:p>
+            <w:pPr>
+              <w:pStyle w:val="Normal"/>
+              <w:jc w:val="center"/>
+            </w:pPr>
+            <w:r>
+              <w:t>-0.031 (0.043)</w:t>
+            </w:r>
+          </w:p>
+        </w:tc>
+        <w:tc>
+          <w:p>
+            <w:pPr>
+              <w:pStyle w:val="Normal"/>
+              <w:jc w:val="center"/>
+            </w:pPr>
+            <w:r>
+              <w:t/>
+            </w:r>
+          </w:p>
+        </w:tc>
+        <w:tc>
+          <w:p>
+            <w:pPr>
+              <w:pStyle w:val="Normal"/>
+              <w:jc w:val="center"/>
+            </w:pPr>
+            <w:r>
+              <w:t>-0.070* (0.041)</w:t>
             </w:r>
           </w:p>
         </w:tc>
@@ -1131,95 +647,51 @@
               <w:jc w:val="left"/>
             </w:pPr>
             <w:r>
-              <w:t>11</w:t>
-            </w:r>
-          </w:p>
-        </w:tc>
-        <w:tc>
-          <w:p>
-            <w:pPr>
-              <w:pStyle w:val="Normal"/>
-              <w:jc w:val="center"/>
-            </w:pPr>
-            <w:r>
-              <w:t>mean</w:t>
-            </w:r>
-          </w:p>
-        </w:tc>
-        <w:tc>
-          <w:p>
-            <w:pPr>
-              <w:pStyle w:val="Normal"/>
-              <w:jc w:val="center"/>
-            </w:pPr>
-            <w:r>
-              <w:t>0</w:t>
-            </w:r>
-          </w:p>
-        </w:tc>
-        <w:tc>
-          <w:p>
-            <w:pPr>
-              <w:pStyle w:val="Normal"/>
-              <w:jc w:val="center"/>
-            </w:pPr>
-            <w:r>
-              <w:t>1</w:t>
-            </w:r>
-          </w:p>
-        </w:tc>
-        <w:tc>
-          <w:p>
-            <w:pPr>
-              <w:pStyle w:val="Normal"/>
-              <w:jc w:val="center"/>
-            </w:pPr>
-            <w:r>
-              <w:t>0</w:t>
-            </w:r>
-          </w:p>
-        </w:tc>
-        <w:tc>
-          <w:p>
-            <w:pPr>
-              <w:pStyle w:val="Normal"/>
-              <w:jc w:val="center"/>
-            </w:pPr>
-            <w:r>
-              <w:t> 1</w:t>
-            </w:r>
-          </w:p>
-        </w:tc>
-        <w:tc>
-          <w:p>
-            <w:pPr>
-              <w:pStyle w:val="Normal"/>
-              <w:jc w:val="center"/>
-            </w:pPr>
-            <w:r>
-              <w:t>0</w:t>
-            </w:r>
-          </w:p>
-        </w:tc>
-        <w:tc>
-          <w:p>
-            <w:pPr>
-              <w:pStyle w:val="Normal"/>
-              <w:jc w:val="center"/>
-            </w:pPr>
-            <w:r>
-              <w:t>0</w:t>
-            </w:r>
-          </w:p>
-        </w:tc>
-        <w:tc>
-          <w:p>
-            <w:pPr>
-              <w:pStyle w:val="Normal"/>
-              <w:jc w:val="center"/>
-            </w:pPr>
-            <w:r>
-              <w:t>2</w:t>
+              <w:t>Health, Toxicology and Mutagenesis</w:t>
+            </w:r>
+          </w:p>
+        </w:tc>
+        <w:tc>
+          <w:p>
+            <w:pPr>
+              <w:pStyle w:val="Normal"/>
+              <w:jc w:val="center"/>
+            </w:pPr>
+            <w:r>
+              <w:t/>
+            </w:r>
+          </w:p>
+        </w:tc>
+        <w:tc>
+          <w:p>
+            <w:pPr>
+              <w:pStyle w:val="Normal"/>
+              <w:jc w:val="center"/>
+            </w:pPr>
+            <w:r>
+              <w:t>-0.065 (0.065)</w:t>
+            </w:r>
+          </w:p>
+        </w:tc>
+        <w:tc>
+          <w:p>
+            <w:pPr>
+              <w:pStyle w:val="Normal"/>
+              <w:jc w:val="center"/>
+            </w:pPr>
+            <w:r>
+              <w:t/>
+            </w:r>
+          </w:p>
+        </w:tc>
+        <w:tc>
+          <w:p>
+            <w:pPr>
+              <w:pStyle w:val="Normal"/>
+              <w:jc w:val="center"/>
+            </w:pPr>
+            <w:r>
+              <w:t>-0.041 (0.049)</w:t>
             </w:r>
           </w:p>
         </w:tc>
@@ -1232,95 +704,51 @@
               <w:jc w:val="left"/>
             </w:pPr>
             <w:r>
-              <w:t>12</w:t>
-            </w:r>
-          </w:p>
-        </w:tc>
-        <w:tc>
-          <w:p>
-            <w:pPr>
-              <w:pStyle w:val="Normal"/>
-              <w:jc w:val="center"/>
-            </w:pPr>
-            <w:r>
-              <w:t>mean difference</w:t>
-            </w:r>
-          </w:p>
-        </w:tc>
-        <w:tc>
-          <w:p>
-            <w:pPr>
-              <w:pStyle w:val="Normal"/>
-              <w:jc w:val="center"/>
-            </w:pPr>
-            <w:r>
-              <w:t>0</w:t>
-            </w:r>
-          </w:p>
-        </w:tc>
-        <w:tc>
-          <w:p>
-            <w:pPr>
-              <w:pStyle w:val="Normal"/>
-              <w:jc w:val="center"/>
-            </w:pPr>
-            <w:r>
-              <w:t>2</w:t>
-            </w:r>
-          </w:p>
-        </w:tc>
-        <w:tc>
-          <w:p>
-            <w:pPr>
-              <w:pStyle w:val="Normal"/>
-              <w:jc w:val="center"/>
-            </w:pPr>
-            <w:r>
-              <w:t>0</w:t>
-            </w:r>
-          </w:p>
-        </w:tc>
-        <w:tc>
-          <w:p>
-            <w:pPr>
-              <w:pStyle w:val="Normal"/>
-              <w:jc w:val="center"/>
-            </w:pPr>
-            <w:r>
-              <w:t> 2</w:t>
-            </w:r>
-          </w:p>
-        </w:tc>
-        <w:tc>
-          <w:p>
-            <w:pPr>
-              <w:pStyle w:val="Normal"/>
-              <w:jc w:val="center"/>
-            </w:pPr>
-            <w:r>
-              <w:t>0</w:t>
-            </w:r>
-          </w:p>
-        </w:tc>
-        <w:tc>
-          <w:p>
-            <w:pPr>
-              <w:pStyle w:val="Normal"/>
-              <w:jc w:val="center"/>
-            </w:pPr>
-            <w:r>
-              <w:t>0</w:t>
-            </w:r>
-          </w:p>
-        </w:tc>
-        <w:tc>
-          <w:p>
-            <w:pPr>
-              <w:pStyle w:val="Normal"/>
-              <w:jc w:val="center"/>
-            </w:pPr>
-            <w:r>
-              <w:t>0</w:t>
+              <w:t>Management, Monitoring, Policy and Law</w:t>
+            </w:r>
+          </w:p>
+        </w:tc>
+        <w:tc>
+          <w:p>
+            <w:pPr>
+              <w:pStyle w:val="Normal"/>
+              <w:jc w:val="center"/>
+            </w:pPr>
+            <w:r>
+              <w:t/>
+            </w:r>
+          </w:p>
+        </w:tc>
+        <w:tc>
+          <w:p>
+            <w:pPr>
+              <w:pStyle w:val="Normal"/>
+              <w:jc w:val="center"/>
+            </w:pPr>
+            <w:r>
+              <w:t>0.044 (0.047)</w:t>
+            </w:r>
+          </w:p>
+        </w:tc>
+        <w:tc>
+          <w:p>
+            <w:pPr>
+              <w:pStyle w:val="Normal"/>
+              <w:jc w:val="center"/>
+            </w:pPr>
+            <w:r>
+              <w:t/>
+            </w:r>
+          </w:p>
+        </w:tc>
+        <w:tc>
+          <w:p>
+            <w:pPr>
+              <w:pStyle w:val="Normal"/>
+              <w:jc w:val="center"/>
+            </w:pPr>
+            <w:r>
+              <w:t>0.078* (0.041)</w:t>
             </w:r>
           </w:p>
         </w:tc>
@@ -1333,95 +761,51 @@
               <w:jc w:val="left"/>
             </w:pPr>
             <w:r>
-              <w:t>13</w:t>
-            </w:r>
-          </w:p>
-        </w:tc>
-        <w:tc>
-          <w:p>
-            <w:pPr>
-              <w:pStyle w:val="Normal"/>
-              <w:jc w:val="center"/>
-            </w:pPr>
-            <w:r>
-              <w:t>percentage change</w:t>
-            </w:r>
-          </w:p>
-        </w:tc>
-        <w:tc>
-          <w:p>
-            <w:pPr>
-              <w:pStyle w:val="Normal"/>
-              <w:jc w:val="center"/>
-            </w:pPr>
-            <w:r>
-              <w:t>0</w:t>
-            </w:r>
-          </w:p>
-        </w:tc>
-        <w:tc>
-          <w:p>
-            <w:pPr>
-              <w:pStyle w:val="Normal"/>
-              <w:jc w:val="center"/>
-            </w:pPr>
-            <w:r>
-              <w:t>1</w:t>
-            </w:r>
-          </w:p>
-        </w:tc>
-        <w:tc>
-          <w:p>
-            <w:pPr>
-              <w:pStyle w:val="Normal"/>
-              <w:jc w:val="center"/>
-            </w:pPr>
-            <w:r>
-              <w:t>0</w:t>
-            </w:r>
-          </w:p>
-        </w:tc>
-        <w:tc>
-          <w:p>
-            <w:pPr>
-              <w:pStyle w:val="Normal"/>
-              <w:jc w:val="center"/>
-            </w:pPr>
-            <w:r>
-              <w:t>24</w:t>
-            </w:r>
-          </w:p>
-        </w:tc>
-        <w:tc>
-          <w:p>
-            <w:pPr>
-              <w:pStyle w:val="Normal"/>
-              <w:jc w:val="center"/>
-            </w:pPr>
-            <w:r>
-              <w:t>0</w:t>
-            </w:r>
-          </w:p>
-        </w:tc>
-        <w:tc>
-          <w:p>
-            <w:pPr>
-              <w:pStyle w:val="Normal"/>
-              <w:jc w:val="center"/>
-            </w:pPr>
-            <w:r>
-              <w:t>0</w:t>
-            </w:r>
-          </w:p>
-        </w:tc>
-        <w:tc>
-          <w:p>
-            <w:pPr>
-              <w:pStyle w:val="Normal"/>
-              <w:jc w:val="center"/>
-            </w:pPr>
-            <w:r>
-              <w:t>0</w:t>
+              <w:t>Nature and Landscape Conservation</w:t>
+            </w:r>
+          </w:p>
+        </w:tc>
+        <w:tc>
+          <w:p>
+            <w:pPr>
+              <w:pStyle w:val="Normal"/>
+              <w:jc w:val="center"/>
+            </w:pPr>
+            <w:r>
+              <w:t/>
+            </w:r>
+          </w:p>
+        </w:tc>
+        <w:tc>
+          <w:p>
+            <w:pPr>
+              <w:pStyle w:val="Normal"/>
+              <w:jc w:val="center"/>
+            </w:pPr>
+            <w:r>
+              <w:t>-0.020 (0.047)</w:t>
+            </w:r>
+          </w:p>
+        </w:tc>
+        <w:tc>
+          <w:p>
+            <w:pPr>
+              <w:pStyle w:val="Normal"/>
+              <w:jc w:val="center"/>
+            </w:pPr>
+            <w:r>
+              <w:t/>
+            </w:r>
+          </w:p>
+        </w:tc>
+        <w:tc>
+          <w:p>
+            <w:pPr>
+              <w:pStyle w:val="Normal"/>
+              <w:jc w:val="center"/>
+            </w:pPr>
+            <w:r>
+              <w:t>-0.011 (0.042)</w:t>
             </w:r>
           </w:p>
         </w:tc>
@@ -1434,95 +818,51 @@
               <w:jc w:val="left"/>
             </w:pPr>
             <w:r>
-              <w:t>14</w:t>
-            </w:r>
-          </w:p>
-        </w:tc>
-        <w:tc>
-          <w:p>
-            <w:pPr>
-              <w:pStyle w:val="Normal"/>
-              <w:jc w:val="center"/>
-            </w:pPr>
-            <w:r>
-              <w:t>ratio</w:t>
-            </w:r>
-          </w:p>
-        </w:tc>
-        <w:tc>
-          <w:p>
-            <w:pPr>
-              <w:pStyle w:val="Normal"/>
-              <w:jc w:val="center"/>
-            </w:pPr>
-            <w:r>
-              <w:t>3</w:t>
-            </w:r>
-          </w:p>
-        </w:tc>
-        <w:tc>
-          <w:p>
-            <w:pPr>
-              <w:pStyle w:val="Normal"/>
-              <w:jc w:val="center"/>
-            </w:pPr>
-            <w:r>
-              <w:t>0</w:t>
-            </w:r>
-          </w:p>
-        </w:tc>
-        <w:tc>
-          <w:p>
-            <w:pPr>
-              <w:pStyle w:val="Normal"/>
-              <w:jc w:val="center"/>
-            </w:pPr>
-            <w:r>
-              <w:t>0</w:t>
-            </w:r>
-          </w:p>
-        </w:tc>
-        <w:tc>
-          <w:p>
-            <w:pPr>
-              <w:pStyle w:val="Normal"/>
-              <w:jc w:val="center"/>
-            </w:pPr>
-            <w:r>
-              <w:t> 0</w:t>
-            </w:r>
-          </w:p>
-        </w:tc>
-        <w:tc>
-          <w:p>
-            <w:pPr>
-              <w:pStyle w:val="Normal"/>
-              <w:jc w:val="center"/>
-            </w:pPr>
-            <w:r>
-              <w:t>0</w:t>
-            </w:r>
-          </w:p>
-        </w:tc>
-        <w:tc>
-          <w:p>
-            <w:pPr>
-              <w:pStyle w:val="Normal"/>
-              <w:jc w:val="center"/>
-            </w:pPr>
-            <w:r>
-              <w:t>0</w:t>
-            </w:r>
-          </w:p>
-        </w:tc>
-        <w:tc>
-          <w:p>
-            <w:pPr>
-              <w:pStyle w:val="Normal"/>
-              <w:jc w:val="center"/>
-            </w:pPr>
-            <w:r>
-              <w:t>0</w:t>
+              <w:t>Water Science and Technology</w:t>
+            </w:r>
+          </w:p>
+        </w:tc>
+        <w:tc>
+          <w:p>
+            <w:pPr>
+              <w:pStyle w:val="Normal"/>
+              <w:jc w:val="center"/>
+            </w:pPr>
+            <w:r>
+              <w:t/>
+            </w:r>
+          </w:p>
+        </w:tc>
+        <w:tc>
+          <w:p>
+            <w:pPr>
+              <w:pStyle w:val="Normal"/>
+              <w:jc w:val="center"/>
+            </w:pPr>
+            <w:r>
+              <w:t>-0.036 (0.062)</w:t>
+            </w:r>
+          </w:p>
+        </w:tc>
+        <w:tc>
+          <w:p>
+            <w:pPr>
+              <w:pStyle w:val="Normal"/>
+              <w:jc w:val="center"/>
+            </w:pPr>
+            <w:r>
+              <w:t/>
+            </w:r>
+          </w:p>
+        </w:tc>
+        <w:tc>
+          <w:p>
+            <w:pPr>
+              <w:pStyle w:val="Normal"/>
+              <w:jc w:val="center"/>
+            </w:pPr>
+            <w:r>
+              <w:t>-0.047 (0.066)</w:t>
             </w:r>
           </w:p>
         </w:tc>
@@ -1535,95 +875,165 @@
               <w:jc w:val="left"/>
             </w:pPr>
             <w:r>
-              <w:t>15</w:t>
-            </w:r>
-          </w:p>
-        </w:tc>
-        <w:tc>
-          <w:p>
-            <w:pPr>
-              <w:pStyle w:val="Normal"/>
-              <w:jc w:val="center"/>
-            </w:pPr>
-            <w:r>
-              <w:t>regression coefficient</w:t>
-            </w:r>
-          </w:p>
-        </w:tc>
-        <w:tc>
-          <w:p>
-            <w:pPr>
-              <w:pStyle w:val="Normal"/>
-              <w:jc w:val="center"/>
-            </w:pPr>
-            <w:r>
-              <w:t>0</w:t>
-            </w:r>
-          </w:p>
-        </w:tc>
-        <w:tc>
-          <w:p>
-            <w:pPr>
-              <w:pStyle w:val="Normal"/>
-              <w:jc w:val="center"/>
-            </w:pPr>
-            <w:r>
-              <w:t>0</w:t>
-            </w:r>
-          </w:p>
-        </w:tc>
-        <w:tc>
-          <w:p>
-            <w:pPr>
-              <w:pStyle w:val="Normal"/>
-              <w:jc w:val="center"/>
-            </w:pPr>
-            <w:r>
-              <w:t>0</w:t>
-            </w:r>
-          </w:p>
-        </w:tc>
-        <w:tc>
-          <w:p>
-            <w:pPr>
-              <w:pStyle w:val="Normal"/>
-              <w:jc w:val="center"/>
-            </w:pPr>
-            <w:r>
-              <w:t>39</w:t>
-            </w:r>
-          </w:p>
-        </w:tc>
-        <w:tc>
-          <w:p>
-            <w:pPr>
-              <w:pStyle w:val="Normal"/>
-              <w:jc w:val="center"/>
-            </w:pPr>
-            <w:r>
-              <w:t>0</w:t>
-            </w:r>
-          </w:p>
-        </w:tc>
-        <w:tc>
-          <w:p>
-            <w:pPr>
-              <w:pStyle w:val="Normal"/>
-              <w:jc w:val="center"/>
-            </w:pPr>
-            <w:r>
-              <w:t>0</w:t>
-            </w:r>
-          </w:p>
-        </w:tc>
-        <w:tc>
-          <w:p>
-            <w:pPr>
-              <w:pStyle w:val="Normal"/>
-              <w:jc w:val="center"/>
-            </w:pPr>
-            <w:r>
-              <w:t>1</w:t>
+              <w:t>Effect size type</w:t>
+            </w:r>
+          </w:p>
+        </w:tc>
+        <w:tc>
+          <w:p>
+            <w:pPr>
+              <w:pStyle w:val="Normal"/>
+              <w:jc w:val="center"/>
+            </w:pPr>
+            <w:r>
+              <w:t>Yes</w:t>
+            </w:r>
+          </w:p>
+        </w:tc>
+        <w:tc>
+          <w:p>
+            <w:pPr>
+              <w:pStyle w:val="Normal"/>
+              <w:jc w:val="center"/>
+            </w:pPr>
+            <w:r>
+              <w:t>Yes</w:t>
+            </w:r>
+          </w:p>
+        </w:tc>
+        <w:tc>
+          <w:p>
+            <w:pPr>
+              <w:pStyle w:val="Normal"/>
+              <w:jc w:val="center"/>
+            </w:pPr>
+            <w:r>
+              <w:t>Yes</w:t>
+            </w:r>
+          </w:p>
+        </w:tc>
+        <w:tc>
+          <w:p>
+            <w:pPr>
+              <w:pStyle w:val="Normal"/>
+              <w:jc w:val="center"/>
+            </w:pPr>
+            <w:r>
+              <w:t>Yes</w:t>
+            </w:r>
+          </w:p>
+        </w:tc>
+      </w:tr>
+      <w:tr>
+        <w:tc>
+          <w:p>
+            <w:pPr>
+              <w:pStyle w:val="Normal"/>
+              <w:jc w:val="left"/>
+            </w:pPr>
+            <w:r>
+              <w:t>Adjusted R-squared</w:t>
+            </w:r>
+          </w:p>
+        </w:tc>
+        <w:tc>
+          <w:p>
+            <w:pPr>
+              <w:pStyle w:val="Normal"/>
+              <w:jc w:val="center"/>
+            </w:pPr>
+            <w:r>
+              <w:t>0.401</w:t>
+            </w:r>
+          </w:p>
+        </w:tc>
+        <w:tc>
+          <w:p>
+            <w:pPr>
+              <w:pStyle w:val="Normal"/>
+              <w:jc w:val="center"/>
+            </w:pPr>
+            <w:r>
+              <w:t>0.400</w:t>
+            </w:r>
+          </w:p>
+        </w:tc>
+        <w:tc>
+          <w:p>
+            <w:pPr>
+              <w:pStyle w:val="Normal"/>
+              <w:jc w:val="center"/>
+            </w:pPr>
+            <w:r>
+              <w:t>0.143</w:t>
+            </w:r>
+          </w:p>
+        </w:tc>
+        <w:tc>
+          <w:p>
+            <w:pPr>
+              <w:pStyle w:val="Normal"/>
+              <w:jc w:val="center"/>
+            </w:pPr>
+            <w:r>
+              <w:t>0.148</w:t>
+            </w:r>
+          </w:p>
+        </w:tc>
+      </w:tr>
+      <w:tr>
+        <w:tc>
+          <w:p>
+            <w:pPr>
+              <w:pStyle w:val="Normal"/>
+              <w:jc w:val="left"/>
+            </w:pPr>
+            <w:r>
+              <w:t>No. of meta-analyses</w:t>
+            </w:r>
+          </w:p>
+        </w:tc>
+        <w:tc>
+          <w:p>
+            <w:pPr>
+              <w:pStyle w:val="Normal"/>
+              <w:jc w:val="center"/>
+            </w:pPr>
+            <w:r>
+              <w:t>708</w:t>
+            </w:r>
+          </w:p>
+        </w:tc>
+        <w:tc>
+          <w:p>
+            <w:pPr>
+              <w:pStyle w:val="Normal"/>
+              <w:jc w:val="center"/>
+            </w:pPr>
+            <w:r>
+              <w:t>708</w:t>
+            </w:r>
+          </w:p>
+        </w:tc>
+        <w:tc>
+          <w:p>
+            <w:pPr>
+              <w:pStyle w:val="Normal"/>
+              <w:jc w:val="center"/>
+            </w:pPr>
+            <w:r>
+              <w:t>708</w:t>
+            </w:r>
+          </w:p>
+        </w:tc>
+        <w:tc>
+          <w:p>
+            <w:pPr>
+              <w:pStyle w:val="Normal"/>
+              <w:jc w:val="center"/>
+            </w:pPr>
+            <w:r>
+              <w:t>708</w:t>
             </w:r>
           </w:p>
         </w:tc>

--- a/results/supplement/Table_S10.docx
+++ b/results/supplement/Table_S10.docx
@@ -20,7 +20,7 @@
               <w:jc w:val="left"/>
             </w:pPr>
             <w:r>
-              <w:t>Variable</w:t>
+              <w:t>Subfield</w:t>
             </w:r>
           </w:p>
         </w:tc>
@@ -31,7 +31,7 @@
               <w:jc w:val="center"/>
             </w:pPr>
             <w:r>
-              <w:t>0% heterogeneity: Model 1 Estimate (SE)</w:t>
+              <w:t>No. of meta-analyses</w:t>
             </w:r>
           </w:p>
         </w:tc>
@@ -42,29 +42,7 @@
               <w:jc w:val="center"/>
             </w:pPr>
             <w:r>
-              <w:t>0% heterogeneity: Model 2 Estimate (SE)</w:t>
-            </w:r>
-          </w:p>
-        </w:tc>
-        <w:tc>
-          <w:p>
-            <w:pPr>
-              <w:pStyle w:val="Normal"/>
-              <w:jc w:val="center"/>
-            </w:pPr>
-            <w:r>
-              <w:t>50% heterogeneity: Model 1 Estimate (SE)</w:t>
-            </w:r>
-          </w:p>
-        </w:tc>
-        <w:tc>
-          <w:p>
-            <w:pPr>
-              <w:pStyle w:val="Normal"/>
-              <w:jc w:val="center"/>
-            </w:pPr>
-            <w:r>
-              <w:t>50% heterogeneity: Model 2 Estimate (SE)</w:t>
+              <w:t>Small-study effects (%)</w:t>
             </w:r>
           </w:p>
         </w:tc>
@@ -77,7 +55,7 @@
               <w:jc w:val="left"/>
             </w:pPr>
             <w:r>
-              <w:t>Intercept</w:t>
+              <w:t>All meta-analyses</w:t>
             </w:r>
           </w:p>
         </w:tc>
@@ -88,7 +66,7 @@
               <w:jc w:val="center"/>
             </w:pPr>
             <w:r>
-              <w:t>5.183 (12.367)</w:t>
+              <w:t>708</w:t>
             </w:r>
           </w:p>
         </w:tc>
@@ -99,29 +77,7 @@
               <w:jc w:val="center"/>
             </w:pPr>
             <w:r>
-              <w:t>5.243 (13.013)</w:t>
-            </w:r>
-          </w:p>
-        </w:tc>
-        <w:tc>
-          <w:p>
-            <w:pPr>
-              <w:pStyle w:val="Normal"/>
-              <w:jc w:val="center"/>
-            </w:pPr>
-            <w:r>
-              <w:t>7.498 (13.123)</w:t>
-            </w:r>
-          </w:p>
-        </w:tc>
-        <w:tc>
-          <w:p>
-            <w:pPr>
-              <w:pStyle w:val="Normal"/>
-              <w:jc w:val="center"/>
-            </w:pPr>
-            <w:r>
-              <w:t>3.889 (13.656)</w:t>
+              <w:t>15.7</w:t>
             </w:r>
           </w:p>
         </w:tc>
@@ -134,7 +90,7 @@
               <w:jc w:val="left"/>
             </w:pPr>
             <w:r>
-              <w:t>Median power</w:t>
+              <w:t>Ecology</w:t>
             </w:r>
           </w:p>
         </w:tc>
@@ -145,7 +101,7 @@
               <w:jc w:val="center"/>
             </w:pPr>
             <w:r>
-              <w:t>-0.006*** (0.000)</w:t>
+              <w:t>162</w:t>
             </w:r>
           </w:p>
         </w:tc>
@@ -156,29 +112,7 @@
               <w:jc w:val="center"/>
             </w:pPr>
             <w:r>
-              <w:t>-0.006*** (0.000)</w:t>
-            </w:r>
-          </w:p>
-        </w:tc>
-        <w:tc>
-          <w:p>
-            <w:pPr>
-              <w:pStyle w:val="Normal"/>
-              <w:jc w:val="center"/>
-            </w:pPr>
-            <w:r>
-              <w:t>-0.003*** (0.000)</w:t>
-            </w:r>
-          </w:p>
-        </w:tc>
-        <w:tc>
-          <w:p>
-            <w:pPr>
-              <w:pStyle w:val="Normal"/>
-              <w:jc w:val="center"/>
-            </w:pPr>
-            <w:r>
-              <w:t>-0.003*** (0.000)</w:t>
+              <w:t>15.4</w:t>
             </w:r>
           </w:p>
         </w:tc>
@@ -191,7 +125,7 @@
               <w:jc w:val="left"/>
             </w:pPr>
             <w:r>
-              <w:t>Experimental research design? (yes)</w:t>
+              <w:t>Environmental Chemistry</w:t>
             </w:r>
           </w:p>
         </w:tc>
@@ -202,7 +136,7 @@
               <w:jc w:val="center"/>
             </w:pPr>
             <w:r>
-              <w:t>0.061* (0.031)</w:t>
+              <w:t>65</w:t>
             </w:r>
           </w:p>
         </w:tc>
@@ -213,29 +147,7 @@
               <w:jc w:val="center"/>
             </w:pPr>
             <w:r>
-              <w:t>0.057* (0.031)</w:t>
-            </w:r>
-          </w:p>
-        </w:tc>
-        <w:tc>
-          <w:p>
-            <w:pPr>
-              <w:pStyle w:val="Normal"/>
-              <w:jc w:val="center"/>
-            </w:pPr>
-            <w:r>
-              <w:t>0.041 (0.032)</w:t>
-            </w:r>
-          </w:p>
-        </w:tc>
-        <w:tc>
-          <w:p>
-            <w:pPr>
-              <w:pStyle w:val="Normal"/>
-              <w:jc w:val="center"/>
-            </w:pPr>
-            <w:r>
-              <w:t>0.035 (0.030)</w:t>
+              <w:t>20.0</w:t>
             </w:r>
           </w:p>
         </w:tc>
@@ -248,7 +160,7 @@
               <w:jc w:val="left"/>
             </w:pPr>
             <w:r>
-              <w:t>Followed reporting guidelines? (yes)</w:t>
+              <w:t>Environmental Engineering</w:t>
             </w:r>
           </w:p>
         </w:tc>
@@ -259,7 +171,7 @@
               <w:jc w:val="center"/>
             </w:pPr>
             <w:r>
-              <w:t>-0.002 (0.041)</w:t>
+              <w:t>40</w:t>
             </w:r>
           </w:p>
         </w:tc>
@@ -270,29 +182,7 @@
               <w:jc w:val="center"/>
             </w:pPr>
             <w:r>
-              <w:t>0.010 (0.050)</w:t>
-            </w:r>
-          </w:p>
-        </w:tc>
-        <w:tc>
-          <w:p>
-            <w:pPr>
-              <w:pStyle w:val="Normal"/>
-              <w:jc w:val="center"/>
-            </w:pPr>
-            <w:r>
-              <w:t>0.011 (0.043)</w:t>
-            </w:r>
-          </w:p>
-        </w:tc>
-        <w:tc>
-          <w:p>
-            <w:pPr>
-              <w:pStyle w:val="Normal"/>
-              <w:jc w:val="center"/>
-            </w:pPr>
-            <w:r>
-              <w:t>0.014 (0.046)</w:t>
+              <w:t>7.5</w:t>
             </w:r>
           </w:p>
         </w:tc>
@@ -305,7 +195,7 @@
               <w:jc w:val="left"/>
             </w:pPr>
             <w:r>
-              <w:t>Protocol registered? (yes)</w:t>
+              <w:t>Health, Toxicology and Mutagenesis</w:t>
             </w:r>
           </w:p>
         </w:tc>
@@ -316,7 +206,7 @@
               <w:jc w:val="center"/>
             </w:pPr>
             <w:r>
-              <w:t>-0.022 (0.036)</w:t>
+              <w:t>283</w:t>
             </w:r>
           </w:p>
         </w:tc>
@@ -327,29 +217,7 @@
               <w:jc w:val="center"/>
             </w:pPr>
             <w:r>
-              <w:t>-0.034 (0.040)</w:t>
-            </w:r>
-          </w:p>
-        </w:tc>
-        <w:tc>
-          <w:p>
-            <w:pPr>
-              <w:pStyle w:val="Normal"/>
-              <w:jc w:val="center"/>
-            </w:pPr>
-            <w:r>
-              <w:t>0.023 (0.038)</w:t>
-            </w:r>
-          </w:p>
-        </w:tc>
-        <w:tc>
-          <w:p>
-            <w:pPr>
-              <w:pStyle w:val="Normal"/>
-              <w:jc w:val="center"/>
-            </w:pPr>
-            <w:r>
-              <w:t>0.008 (0.041)</w:t>
+              <w:t>15.9</w:t>
             </w:r>
           </w:p>
         </w:tc>
@@ -362,7 +230,7 @@
               <w:jc w:val="left"/>
             </w:pPr>
             <w:r>
-              <w:t>Log number of independent studies</w:t>
+              <w:t>Management, Monitoring, Policy and Law</w:t>
             </w:r>
           </w:p>
         </w:tc>
@@ -373,7 +241,7 @@
               <w:jc w:val="center"/>
             </w:pPr>
             <w:r>
-              <w:t>0.027* (0.014)</w:t>
+              <w:t>19</w:t>
             </w:r>
           </w:p>
         </w:tc>
@@ -384,29 +252,7 @@
               <w:jc w:val="center"/>
             </w:pPr>
             <w:r>
-              <w:t>0.028** (0.013)</w:t>
-            </w:r>
-          </w:p>
-        </w:tc>
-        <w:tc>
-          <w:p>
-            <w:pPr>
-              <w:pStyle w:val="Normal"/>
-              <w:jc w:val="center"/>
-            </w:pPr>
-            <w:r>
-              <w:t>-0.004 (0.015)</w:t>
-            </w:r>
-          </w:p>
-        </w:tc>
-        <w:tc>
-          <w:p>
-            <w:pPr>
-              <w:pStyle w:val="Normal"/>
-              <w:jc w:val="center"/>
-            </w:pPr>
-            <w:r>
-              <w:t>0.003 (0.013)</w:t>
+              <w:t>5.3</w:t>
             </w:r>
           </w:p>
         </w:tc>
@@ -419,7 +265,7 @@
               <w:jc w:val="left"/>
             </w:pPr>
             <w:r>
-              <w:t>Log journal impact factor</w:t>
+              <w:t>Nature and Landscape Conservation</w:t>
             </w:r>
           </w:p>
         </w:tc>
@@ -430,7 +276,7 @@
               <w:jc w:val="center"/>
             </w:pPr>
             <w:r>
-              <w:t>-0.037 (0.024)</w:t>
+              <w:t>98</w:t>
             </w:r>
           </w:p>
         </w:tc>
@@ -441,29 +287,7 @@
               <w:jc w:val="center"/>
             </w:pPr>
             <w:r>
-              <w:t>-0.033 (0.026)</w:t>
-            </w:r>
-          </w:p>
-        </w:tc>
-        <w:tc>
-          <w:p>
-            <w:pPr>
-              <w:pStyle w:val="Normal"/>
-              <w:jc w:val="center"/>
-            </w:pPr>
-            <w:r>
-              <w:t>-0.012 (0.026)</w:t>
-            </w:r>
-          </w:p>
-        </w:tc>
-        <w:tc>
-          <w:p>
-            <w:pPr>
-              <w:pStyle w:val="Normal"/>
-              <w:jc w:val="center"/>
-            </w:pPr>
-            <w:r>
-              <w:t>-0.007 (0.029)</w:t>
+              <w:t>22.4</w:t>
             </w:r>
           </w:p>
         </w:tc>
@@ -476,7 +300,7 @@
               <w:jc w:val="left"/>
             </w:pPr>
             <w:r>
-              <w:t>Publication year</w:t>
+              <w:t>Water Science and Technology</w:t>
             </w:r>
           </w:p>
         </w:tc>
@@ -487,7 +311,7 @@
               <w:jc w:val="center"/>
             </w:pPr>
             <w:r>
-              <w:t>-0.002 (0.006)</w:t>
+              <w:t>41</w:t>
             </w:r>
           </w:p>
         </w:tc>
@@ -498,542 +322,7 @@
               <w:jc w:val="center"/>
             </w:pPr>
             <w:r>
-              <w:t>-0.002 (0.006)</w:t>
-            </w:r>
-          </w:p>
-        </w:tc>
-        <w:tc>
-          <w:p>
-            <w:pPr>
-              <w:pStyle w:val="Normal"/>
-              <w:jc w:val="center"/>
-            </w:pPr>
-            <w:r>
-              <w:t>-0.004 (0.007)</w:t>
-            </w:r>
-          </w:p>
-        </w:tc>
-        <w:tc>
-          <w:p>
-            <w:pPr>
-              <w:pStyle w:val="Normal"/>
-              <w:jc w:val="center"/>
-            </w:pPr>
-            <w:r>
-              <w:t>-0.002 (0.007)</w:t>
-            </w:r>
-          </w:p>
-        </w:tc>
-      </w:tr>
-      <w:tr>
-        <w:tc>
-          <w:p>
-            <w:pPr>
-              <w:pStyle w:val="Normal"/>
-              <w:jc w:val="left"/>
-            </w:pPr>
-            <w:r>
-              <w:t>Environmental Chemistry</w:t>
-            </w:r>
-          </w:p>
-        </w:tc>
-        <w:tc>
-          <w:p>
-            <w:pPr>
-              <w:pStyle w:val="Normal"/>
-              <w:jc w:val="center"/>
-            </w:pPr>
-            <w:r>
-              <w:t/>
-            </w:r>
-          </w:p>
-        </w:tc>
-        <w:tc>
-          <w:p>
-            <w:pPr>
-              <w:pStyle w:val="Normal"/>
-              <w:jc w:val="center"/>
-            </w:pPr>
-            <w:r>
-              <w:t>-0.033 (0.032)</w:t>
-            </w:r>
-          </w:p>
-        </w:tc>
-        <w:tc>
-          <w:p>
-            <w:pPr>
-              <w:pStyle w:val="Normal"/>
-              <w:jc w:val="center"/>
-            </w:pPr>
-            <w:r>
-              <w:t/>
-            </w:r>
-          </w:p>
-        </w:tc>
-        <w:tc>
-          <w:p>
-            <w:pPr>
-              <w:pStyle w:val="Normal"/>
-              <w:jc w:val="center"/>
-            </w:pPr>
-            <w:r>
-              <w:t>-0.084** (0.033)</w:t>
-            </w:r>
-          </w:p>
-        </w:tc>
-      </w:tr>
-      <w:tr>
-        <w:tc>
-          <w:p>
-            <w:pPr>
-              <w:pStyle w:val="Normal"/>
-              <w:jc w:val="left"/>
-            </w:pPr>
-            <w:r>
-              <w:t>Environmental Engineering</w:t>
-            </w:r>
-          </w:p>
-        </w:tc>
-        <w:tc>
-          <w:p>
-            <w:pPr>
-              <w:pStyle w:val="Normal"/>
-              <w:jc w:val="center"/>
-            </w:pPr>
-            <w:r>
-              <w:t/>
-            </w:r>
-          </w:p>
-        </w:tc>
-        <w:tc>
-          <w:p>
-            <w:pPr>
-              <w:pStyle w:val="Normal"/>
-              <w:jc w:val="center"/>
-            </w:pPr>
-            <w:r>
-              <w:t>-0.031 (0.043)</w:t>
-            </w:r>
-          </w:p>
-        </w:tc>
-        <w:tc>
-          <w:p>
-            <w:pPr>
-              <w:pStyle w:val="Normal"/>
-              <w:jc w:val="center"/>
-            </w:pPr>
-            <w:r>
-              <w:t/>
-            </w:r>
-          </w:p>
-        </w:tc>
-        <w:tc>
-          <w:p>
-            <w:pPr>
-              <w:pStyle w:val="Normal"/>
-              <w:jc w:val="center"/>
-            </w:pPr>
-            <w:r>
-              <w:t>-0.070* (0.041)</w:t>
-            </w:r>
-          </w:p>
-        </w:tc>
-      </w:tr>
-      <w:tr>
-        <w:tc>
-          <w:p>
-            <w:pPr>
-              <w:pStyle w:val="Normal"/>
-              <w:jc w:val="left"/>
-            </w:pPr>
-            <w:r>
-              <w:t>Health, Toxicology and Mutagenesis</w:t>
-            </w:r>
-          </w:p>
-        </w:tc>
-        <w:tc>
-          <w:p>
-            <w:pPr>
-              <w:pStyle w:val="Normal"/>
-              <w:jc w:val="center"/>
-            </w:pPr>
-            <w:r>
-              <w:t/>
-            </w:r>
-          </w:p>
-        </w:tc>
-        <w:tc>
-          <w:p>
-            <w:pPr>
-              <w:pStyle w:val="Normal"/>
-              <w:jc w:val="center"/>
-            </w:pPr>
-            <w:r>
-              <w:t>-0.065 (0.065)</w:t>
-            </w:r>
-          </w:p>
-        </w:tc>
-        <w:tc>
-          <w:p>
-            <w:pPr>
-              <w:pStyle w:val="Normal"/>
-              <w:jc w:val="center"/>
-            </w:pPr>
-            <w:r>
-              <w:t/>
-            </w:r>
-          </w:p>
-        </w:tc>
-        <w:tc>
-          <w:p>
-            <w:pPr>
-              <w:pStyle w:val="Normal"/>
-              <w:jc w:val="center"/>
-            </w:pPr>
-            <w:r>
-              <w:t>-0.041 (0.049)</w:t>
-            </w:r>
-          </w:p>
-        </w:tc>
-      </w:tr>
-      <w:tr>
-        <w:tc>
-          <w:p>
-            <w:pPr>
-              <w:pStyle w:val="Normal"/>
-              <w:jc w:val="left"/>
-            </w:pPr>
-            <w:r>
-              <w:t>Management, Monitoring, Policy and Law</w:t>
-            </w:r>
-          </w:p>
-        </w:tc>
-        <w:tc>
-          <w:p>
-            <w:pPr>
-              <w:pStyle w:val="Normal"/>
-              <w:jc w:val="center"/>
-            </w:pPr>
-            <w:r>
-              <w:t/>
-            </w:r>
-          </w:p>
-        </w:tc>
-        <w:tc>
-          <w:p>
-            <w:pPr>
-              <w:pStyle w:val="Normal"/>
-              <w:jc w:val="center"/>
-            </w:pPr>
-            <w:r>
-              <w:t>0.044 (0.047)</w:t>
-            </w:r>
-          </w:p>
-        </w:tc>
-        <w:tc>
-          <w:p>
-            <w:pPr>
-              <w:pStyle w:val="Normal"/>
-              <w:jc w:val="center"/>
-            </w:pPr>
-            <w:r>
-              <w:t/>
-            </w:r>
-          </w:p>
-        </w:tc>
-        <w:tc>
-          <w:p>
-            <w:pPr>
-              <w:pStyle w:val="Normal"/>
-              <w:jc w:val="center"/>
-            </w:pPr>
-            <w:r>
-              <w:t>0.078* (0.041)</w:t>
-            </w:r>
-          </w:p>
-        </w:tc>
-      </w:tr>
-      <w:tr>
-        <w:tc>
-          <w:p>
-            <w:pPr>
-              <w:pStyle w:val="Normal"/>
-              <w:jc w:val="left"/>
-            </w:pPr>
-            <w:r>
-              <w:t>Nature and Landscape Conservation</w:t>
-            </w:r>
-          </w:p>
-        </w:tc>
-        <w:tc>
-          <w:p>
-            <w:pPr>
-              <w:pStyle w:val="Normal"/>
-              <w:jc w:val="center"/>
-            </w:pPr>
-            <w:r>
-              <w:t/>
-            </w:r>
-          </w:p>
-        </w:tc>
-        <w:tc>
-          <w:p>
-            <w:pPr>
-              <w:pStyle w:val="Normal"/>
-              <w:jc w:val="center"/>
-            </w:pPr>
-            <w:r>
-              <w:t>-0.020 (0.047)</w:t>
-            </w:r>
-          </w:p>
-        </w:tc>
-        <w:tc>
-          <w:p>
-            <w:pPr>
-              <w:pStyle w:val="Normal"/>
-              <w:jc w:val="center"/>
-            </w:pPr>
-            <w:r>
-              <w:t/>
-            </w:r>
-          </w:p>
-        </w:tc>
-        <w:tc>
-          <w:p>
-            <w:pPr>
-              <w:pStyle w:val="Normal"/>
-              <w:jc w:val="center"/>
-            </w:pPr>
-            <w:r>
-              <w:t>-0.011 (0.042)</w:t>
-            </w:r>
-          </w:p>
-        </w:tc>
-      </w:tr>
-      <w:tr>
-        <w:tc>
-          <w:p>
-            <w:pPr>
-              <w:pStyle w:val="Normal"/>
-              <w:jc w:val="left"/>
-            </w:pPr>
-            <w:r>
-              <w:t>Water Science and Technology</w:t>
-            </w:r>
-          </w:p>
-        </w:tc>
-        <w:tc>
-          <w:p>
-            <w:pPr>
-              <w:pStyle w:val="Normal"/>
-              <w:jc w:val="center"/>
-            </w:pPr>
-            <w:r>
-              <w:t/>
-            </w:r>
-          </w:p>
-        </w:tc>
-        <w:tc>
-          <w:p>
-            <w:pPr>
-              <w:pStyle w:val="Normal"/>
-              <w:jc w:val="center"/>
-            </w:pPr>
-            <w:r>
-              <w:t>-0.036 (0.062)</w:t>
-            </w:r>
-          </w:p>
-        </w:tc>
-        <w:tc>
-          <w:p>
-            <w:pPr>
-              <w:pStyle w:val="Normal"/>
-              <w:jc w:val="center"/>
-            </w:pPr>
-            <w:r>
-              <w:t/>
-            </w:r>
-          </w:p>
-        </w:tc>
-        <w:tc>
-          <w:p>
-            <w:pPr>
-              <w:pStyle w:val="Normal"/>
-              <w:jc w:val="center"/>
-            </w:pPr>
-            <w:r>
-              <w:t>-0.047 (0.066)</w:t>
-            </w:r>
-          </w:p>
-        </w:tc>
-      </w:tr>
-      <w:tr>
-        <w:tc>
-          <w:p>
-            <w:pPr>
-              <w:pStyle w:val="Normal"/>
-              <w:jc w:val="left"/>
-            </w:pPr>
-            <w:r>
-              <w:t>Effect size type</w:t>
-            </w:r>
-          </w:p>
-        </w:tc>
-        <w:tc>
-          <w:p>
-            <w:pPr>
-              <w:pStyle w:val="Normal"/>
-              <w:jc w:val="center"/>
-            </w:pPr>
-            <w:r>
-              <w:t>Yes</w:t>
-            </w:r>
-          </w:p>
-        </w:tc>
-        <w:tc>
-          <w:p>
-            <w:pPr>
-              <w:pStyle w:val="Normal"/>
-              <w:jc w:val="center"/>
-            </w:pPr>
-            <w:r>
-              <w:t>Yes</w:t>
-            </w:r>
-          </w:p>
-        </w:tc>
-        <w:tc>
-          <w:p>
-            <w:pPr>
-              <w:pStyle w:val="Normal"/>
-              <w:jc w:val="center"/>
-            </w:pPr>
-            <w:r>
-              <w:t>Yes</w:t>
-            </w:r>
-          </w:p>
-        </w:tc>
-        <w:tc>
-          <w:p>
-            <w:pPr>
-              <w:pStyle w:val="Normal"/>
-              <w:jc w:val="center"/>
-            </w:pPr>
-            <w:r>
-              <w:t>Yes</w:t>
-            </w:r>
-          </w:p>
-        </w:tc>
-      </w:tr>
-      <w:tr>
-        <w:tc>
-          <w:p>
-            <w:pPr>
-              <w:pStyle w:val="Normal"/>
-              <w:jc w:val="left"/>
-            </w:pPr>
-            <w:r>
-              <w:t>Adjusted R-squared</w:t>
-            </w:r>
-          </w:p>
-        </w:tc>
-        <w:tc>
-          <w:p>
-            <w:pPr>
-              <w:pStyle w:val="Normal"/>
-              <w:jc w:val="center"/>
-            </w:pPr>
-            <w:r>
-              <w:t>0.401</w:t>
-            </w:r>
-          </w:p>
-        </w:tc>
-        <w:tc>
-          <w:p>
-            <w:pPr>
-              <w:pStyle w:val="Normal"/>
-              <w:jc w:val="center"/>
-            </w:pPr>
-            <w:r>
-              <w:t>0.400</w:t>
-            </w:r>
-          </w:p>
-        </w:tc>
-        <w:tc>
-          <w:p>
-            <w:pPr>
-              <w:pStyle w:val="Normal"/>
-              <w:jc w:val="center"/>
-            </w:pPr>
-            <w:r>
-              <w:t>0.143</w:t>
-            </w:r>
-          </w:p>
-        </w:tc>
-        <w:tc>
-          <w:p>
-            <w:pPr>
-              <w:pStyle w:val="Normal"/>
-              <w:jc w:val="center"/>
-            </w:pPr>
-            <w:r>
-              <w:t>0.148</w:t>
-            </w:r>
-          </w:p>
-        </w:tc>
-      </w:tr>
-      <w:tr>
-        <w:tc>
-          <w:p>
-            <w:pPr>
-              <w:pStyle w:val="Normal"/>
-              <w:jc w:val="left"/>
-            </w:pPr>
-            <w:r>
-              <w:t>No. of meta-analyses</w:t>
-            </w:r>
-          </w:p>
-        </w:tc>
-        <w:tc>
-          <w:p>
-            <w:pPr>
-              <w:pStyle w:val="Normal"/>
-              <w:jc w:val="center"/>
-            </w:pPr>
-            <w:r>
-              <w:t>708</w:t>
-            </w:r>
-          </w:p>
-        </w:tc>
-        <w:tc>
-          <w:p>
-            <w:pPr>
-              <w:pStyle w:val="Normal"/>
-              <w:jc w:val="center"/>
-            </w:pPr>
-            <w:r>
-              <w:t>708</w:t>
-            </w:r>
-          </w:p>
-        </w:tc>
-        <w:tc>
-          <w:p>
-            <w:pPr>
-              <w:pStyle w:val="Normal"/>
-              <w:jc w:val="center"/>
-            </w:pPr>
-            <w:r>
-              <w:t>708</w:t>
-            </w:r>
-          </w:p>
-        </w:tc>
-        <w:tc>
-          <w:p>
-            <w:pPr>
-              <w:pStyle w:val="Normal"/>
-              <w:jc w:val="center"/>
-            </w:pPr>
-            <w:r>
-              <w:t>708</w:t>
+              <w:t>4.9</w:t>
             </w:r>
           </w:p>
         </w:tc>
